--- a/submission/03_正式文档_WORD/03_Executive_Summary.docx
+++ b/submission/03_正式文档_WORD/03_Executive_Summary.docx
@@ -715,9 +715,9 @@
           <w:rFonts w:ascii="微软雅黑" w:hAnsi="微软雅黑" w:eastAsia="微软雅黑"/>
           <w:sz w:val="21"/>
         </w:rPr>
-        <w:t>Demo：https://quantinsight.cn · GitHub：yigenfeng0707-netizen/quantinsight-pro</w:t>
+        <w:t>Demo：https://3blue1brownlab.cn · GitHub：yigenfeng0707-netizen/quantinsight-pro</w:t>
         <w:br/>
-        <w:t>冯亦根 ceo@quantinsight.cn · 王宇寒 cto@quantinsight.cn</w:t>
+        <w:t>冯亦根 ceo@3blue1brownlab.cn · 王宇寒 cto@3blue1brownlab.cn</w:t>
       </w:r>
     </w:p>
     <w:sectPr>

--- a/submission/03_正式文档_WORD/03_Executive_Summary.docx
+++ b/submission/03_正式文档_WORD/03_Executive_Summary.docx
@@ -38,7 +38,7 @@
           <w:color w:val="666666"/>
           <w:sz w:val="18"/>
         </w:rPr>
-        <w:t>项目编号 2026FINTECH-FINT-0093 · AFAC2026 初创组 · 2026年07月07日</w:t>
+        <w:t>项目编号 2026FINTECH-FINT-0093 · AFAC2026 初创组 · 2026年07月08日</w:t>
       </w:r>
     </w:p>
     <w:p/>
@@ -445,7 +445,7 @@
                 <w:b w:val="0"/>
                 <w:sz w:val="19"/>
               </w:rPr>
-              <w:t>AFAC 参赛队员 · 产品战略</w:t>
+              <w:t>浙大计算机通信工程本科、亚城大硕士 · 慧点资本创始人</w:t>
             </w:r>
           </w:p>
         </w:tc>
@@ -504,7 +504,7 @@
                 <w:b w:val="0"/>
                 <w:sz w:val="19"/>
               </w:rPr>
-              <w:t>AFAC 参赛队员 · 架构与部署</w:t>
+              <w:t>杭电软件工程专业 2022级本科 · 架构与 AI 工程</w:t>
             </w:r>
           </w:p>
         </w:tc>
@@ -566,7 +566,7 @@
                 <w:b w:val="0"/>
                 <w:sz w:val="19"/>
               </w:rPr>
-              <w:t>AFAC 参赛队员 · 数据与 UX</w:t>
+              <w:t>陕师大人工智能专业大三 · 数据与 UX</w:t>
             </w:r>
           </w:p>
         </w:tc>
@@ -625,7 +625,7 @@
                 <w:b w:val="0"/>
                 <w:sz w:val="19"/>
               </w:rPr>
-              <w:t>AFAC 参赛队员 · 策略与交付</w:t>
+              <w:t>翼支付 AI 开发者 · 金融科技师二级</w:t>
             </w:r>
           </w:p>
         </w:tc>
@@ -693,6 +693,59 @@
         </w:tc>
       </w:tr>
     </w:tbl>
+    <w:p/>
+    <w:p>
+      <w:pPr>
+        <w:jc w:val="center"/>
+      </w:pPr>
+      <w:r>
+        <w:drawing>
+          <wp:inline xmlns:a="http://schemas.openxmlformats.org/drawingml/2006/main" xmlns:pic="http://schemas.openxmlformats.org/drawingml/2006/picture">
+            <wp:extent cx="5040000" cy="2886746"/>
+            <wp:docPr id="1" name="Picture 1"/>
+            <wp:cNvGraphicFramePr>
+              <a:graphicFrameLocks noChangeAspect="1"/>
+            </wp:cNvGraphicFramePr>
+            <a:graphic>
+              <a:graphicData uri="http://schemas.openxmlformats.org/drawingml/2006/picture">
+                <pic:pic>
+                  <pic:nvPicPr>
+                    <pic:cNvPr id="0" name="chart_team_org.png"/>
+                    <pic:cNvPicPr/>
+                  </pic:nvPicPr>
+                  <pic:blipFill>
+                    <a:blip r:embed="rId9"/>
+                    <a:stretch>
+                      <a:fillRect/>
+                    </a:stretch>
+                  </pic:blipFill>
+                  <pic:spPr>
+                    <a:xfrm>
+                      <a:off x="0" y="0"/>
+                      <a:ext cx="5040000" cy="2886746"/>
+                    </a:xfrm>
+                    <a:prstGeom prst="rect"/>
+                  </pic:spPr>
+                </pic:pic>
+              </a:graphicData>
+            </a:graphic>
+          </wp:inline>
+        </w:drawing>
+      </w:r>
+    </w:p>
+    <w:p>
+      <w:pPr>
+        <w:jc w:val="center"/>
+      </w:pPr>
+      <w:r>
+        <w:rPr>
+          <w:rFonts w:ascii="微软雅黑" w:hAnsi="微软雅黑" w:eastAsia="微软雅黑"/>
+          <w:color w:val="666666"/>
+          <w:sz w:val="18"/>
+        </w:rPr>
+        <w:t>图1 参赛团队组织架构</w:t>
+      </w:r>
+    </w:p>
     <w:p/>
     <w:p>
       <w:pPr>
